--- a/Cover_Letters/Shinoy_ABB_Internal_Audit_Methodology___Quality_Assurance_Manager_Cover_Letter.docx
+++ b/Cover_Letters/Shinoy_ABB_Internal_Audit_Methodology___Quality_Assurance_Manager_Cover_Letter.docx
@@ -35,12 +35,12 @@
     </w:p>
     <w:p>
       <w:r>
-        <w:t>While my background is rooted in software quality assurance and automation rather than internal financial auditing, the core competencies translate well. I have spent over eight years defining testing methodologies, documenting standard operating procedures, and running quality assurance processes to ensure compliance and consistency. I also use AI tools like Gemini Code Assist to streamline my documentation and testing work, which helps keep processes efficient.</w:t>
+        <w:t>While my background is rooted in quality assurance and process optimization for software systems, the core principles of maintaining rigorous standards, managing quality frameworks, and updating procedural documentation strongly align with the goals of this role. Throughout my career, I have focused on building repeatable processes, tracking quality metrics, and documenting standard operating procedures to help teams stay compliant and efficient.</w:t>
       </w:r>
     </w:p>
     <w:p>
       <w:r>
-        <w:t>I appreciate the focus on maintaining strong internal audit standards at ABB and believe my process-driven background would fit well with your team.</w:t>
+        <w:t>I appreciate the focus your team places on maintaining consistent audit methodologies and improving quality programs globally. Managing structured reviews and aligning operational practices with established standards are areas I find very familiar.</w:t>
       </w:r>
     </w:p>
     <w:p>
